--- a/14_ACP01/ACP01 - Module 3.1 - Security, Compliance & Shared Responsibility.docx
+++ b/14_ACP01/ACP01 - Module 3.1 - Security, Compliance & Shared Responsibility.docx
@@ -46,6 +46,9 @@
     </w:p>
     <w:p>
       <w:r>
+        <w:rPr>
+          <w:noProof/>
+        </w:rPr>
         <w:lastRenderedPageBreak/>
         <w:drawing>
           <wp:inline distT="0" distB="0" distL="0" distR="0" wp14:anchorId="5379647C" wp14:editId="7310D6D0">
@@ -72,6 +75,873 @@
                     <a:xfrm>
                       <a:off x="0" y="0"/>
                       <a:ext cx="3515216" cy="4591691"/>
+                    </a:xfrm>
+                    <a:prstGeom prst="rect">
+                      <a:avLst/>
+                    </a:prstGeom>
+                  </pic:spPr>
+                </pic:pic>
+              </a:graphicData>
+            </a:graphic>
+          </wp:inline>
+        </w:drawing>
+      </w:r>
+    </w:p>
+    <w:p/>
+    <w:p/>
+    <w:p/>
+    <w:p/>
+    <w:p>
+      <w:r>
+        <w:rPr>
+          <w:noProof/>
+        </w:rPr>
+        <w:lastRenderedPageBreak/>
+        <w:drawing>
+          <wp:inline distT="0" distB="0" distL="0" distR="0" wp14:anchorId="0E1A38A1" wp14:editId="1EFB2081">
+            <wp:extent cx="6706536" cy="895475"/>
+            <wp:effectExtent l="0" t="0" r="0" b="0"/>
+            <wp:docPr id="450303292" name="Picture 1"/>
+            <wp:cNvGraphicFramePr>
+              <a:graphicFrameLocks xmlns:a="http://schemas.openxmlformats.org/drawingml/2006/main" noChangeAspect="1"/>
+            </wp:cNvGraphicFramePr>
+            <a:graphic xmlns:a="http://schemas.openxmlformats.org/drawingml/2006/main">
+              <a:graphicData uri="http://schemas.openxmlformats.org/drawingml/2006/picture">
+                <pic:pic xmlns:pic="http://schemas.openxmlformats.org/drawingml/2006/picture">
+                  <pic:nvPicPr>
+                    <pic:cNvPr id="450303292" name=""/>
+                    <pic:cNvPicPr/>
+                  </pic:nvPicPr>
+                  <pic:blipFill>
+                    <a:blip r:embed="rId7"/>
+                    <a:stretch>
+                      <a:fillRect/>
+                    </a:stretch>
+                  </pic:blipFill>
+                  <pic:spPr>
+                    <a:xfrm>
+                      <a:off x="0" y="0"/>
+                      <a:ext cx="6706536" cy="895475"/>
+                    </a:xfrm>
+                    <a:prstGeom prst="rect">
+                      <a:avLst/>
+                    </a:prstGeom>
+                  </pic:spPr>
+                </pic:pic>
+              </a:graphicData>
+            </a:graphic>
+          </wp:inline>
+        </w:drawing>
+      </w:r>
+    </w:p>
+    <w:p>
+      <w:r>
+        <w:rPr>
+          <w:noProof/>
+        </w:rPr>
+        <w:drawing>
+          <wp:inline distT="0" distB="0" distL="0" distR="0" wp14:anchorId="40D9F470" wp14:editId="048352D2">
+            <wp:extent cx="7173326" cy="5353797"/>
+            <wp:effectExtent l="0" t="0" r="8890" b="0"/>
+            <wp:docPr id="1938314653" name="Picture 1"/>
+            <wp:cNvGraphicFramePr>
+              <a:graphicFrameLocks xmlns:a="http://schemas.openxmlformats.org/drawingml/2006/main" noChangeAspect="1"/>
+            </wp:cNvGraphicFramePr>
+            <a:graphic xmlns:a="http://schemas.openxmlformats.org/drawingml/2006/main">
+              <a:graphicData uri="http://schemas.openxmlformats.org/drawingml/2006/picture">
+                <pic:pic xmlns:pic="http://schemas.openxmlformats.org/drawingml/2006/picture">
+                  <pic:nvPicPr>
+                    <pic:cNvPr id="1938314653" name=""/>
+                    <pic:cNvPicPr/>
+                  </pic:nvPicPr>
+                  <pic:blipFill>
+                    <a:blip r:embed="rId8"/>
+                    <a:stretch>
+                      <a:fillRect/>
+                    </a:stretch>
+                  </pic:blipFill>
+                  <pic:spPr>
+                    <a:xfrm>
+                      <a:off x="0" y="0"/>
+                      <a:ext cx="7173326" cy="5353797"/>
+                    </a:xfrm>
+                    <a:prstGeom prst="rect">
+                      <a:avLst/>
+                    </a:prstGeom>
+                  </pic:spPr>
+                </pic:pic>
+              </a:graphicData>
+            </a:graphic>
+          </wp:inline>
+        </w:drawing>
+      </w:r>
+    </w:p>
+    <w:p/>
+    <w:p>
+      <w:r>
+        <w:rPr>
+          <w:noProof/>
+        </w:rPr>
+        <w:drawing>
+          <wp:inline distT="0" distB="0" distL="0" distR="0" wp14:anchorId="426A548B" wp14:editId="043A3689">
+            <wp:extent cx="8240275" cy="933580"/>
+            <wp:effectExtent l="0" t="0" r="8890" b="0"/>
+            <wp:docPr id="467124903" name="Picture 1"/>
+            <wp:cNvGraphicFramePr>
+              <a:graphicFrameLocks xmlns:a="http://schemas.openxmlformats.org/drawingml/2006/main" noChangeAspect="1"/>
+            </wp:cNvGraphicFramePr>
+            <a:graphic xmlns:a="http://schemas.openxmlformats.org/drawingml/2006/main">
+              <a:graphicData uri="http://schemas.openxmlformats.org/drawingml/2006/picture">
+                <pic:pic xmlns:pic="http://schemas.openxmlformats.org/drawingml/2006/picture">
+                  <pic:nvPicPr>
+                    <pic:cNvPr id="467124903" name=""/>
+                    <pic:cNvPicPr/>
+                  </pic:nvPicPr>
+                  <pic:blipFill>
+                    <a:blip r:embed="rId9"/>
+                    <a:stretch>
+                      <a:fillRect/>
+                    </a:stretch>
+                  </pic:blipFill>
+                  <pic:spPr>
+                    <a:xfrm>
+                      <a:off x="0" y="0"/>
+                      <a:ext cx="8240275" cy="933580"/>
+                    </a:xfrm>
+                    <a:prstGeom prst="rect">
+                      <a:avLst/>
+                    </a:prstGeom>
+                  </pic:spPr>
+                </pic:pic>
+              </a:graphicData>
+            </a:graphic>
+          </wp:inline>
+        </w:drawing>
+      </w:r>
+    </w:p>
+    <w:p>
+      <w:r>
+        <w:rPr>
+          <w:noProof/>
+        </w:rPr>
+        <w:drawing>
+          <wp:inline distT="0" distB="0" distL="0" distR="0" wp14:anchorId="76240BC3" wp14:editId="6D72FDCF">
+            <wp:extent cx="8863330" cy="4708525"/>
+            <wp:effectExtent l="0" t="0" r="0" b="0"/>
+            <wp:docPr id="2045133538" name="Picture 1"/>
+            <wp:cNvGraphicFramePr>
+              <a:graphicFrameLocks xmlns:a="http://schemas.openxmlformats.org/drawingml/2006/main" noChangeAspect="1"/>
+            </wp:cNvGraphicFramePr>
+            <a:graphic xmlns:a="http://schemas.openxmlformats.org/drawingml/2006/main">
+              <a:graphicData uri="http://schemas.openxmlformats.org/drawingml/2006/picture">
+                <pic:pic xmlns:pic="http://schemas.openxmlformats.org/drawingml/2006/picture">
+                  <pic:nvPicPr>
+                    <pic:cNvPr id="2045133538" name=""/>
+                    <pic:cNvPicPr/>
+                  </pic:nvPicPr>
+                  <pic:blipFill>
+                    <a:blip r:embed="rId10"/>
+                    <a:stretch>
+                      <a:fillRect/>
+                    </a:stretch>
+                  </pic:blipFill>
+                  <pic:spPr>
+                    <a:xfrm>
+                      <a:off x="0" y="0"/>
+                      <a:ext cx="8863330" cy="4708525"/>
+                    </a:xfrm>
+                    <a:prstGeom prst="rect">
+                      <a:avLst/>
+                    </a:prstGeom>
+                  </pic:spPr>
+                </pic:pic>
+              </a:graphicData>
+            </a:graphic>
+          </wp:inline>
+        </w:drawing>
+      </w:r>
+    </w:p>
+    <w:p>
+      <w:r>
+        <w:rPr>
+          <w:noProof/>
+        </w:rPr>
+        <w:lastRenderedPageBreak/>
+        <w:drawing>
+          <wp:inline distT="0" distB="0" distL="0" distR="0" wp14:anchorId="11FED265" wp14:editId="283EC328">
+            <wp:extent cx="8566030" cy="3031680"/>
+            <wp:effectExtent l="0" t="0" r="6985" b="0"/>
+            <wp:docPr id="1054058953" name="Picture 1"/>
+            <wp:cNvGraphicFramePr>
+              <a:graphicFrameLocks xmlns:a="http://schemas.openxmlformats.org/drawingml/2006/main" noChangeAspect="1"/>
+            </wp:cNvGraphicFramePr>
+            <a:graphic xmlns:a="http://schemas.openxmlformats.org/drawingml/2006/main">
+              <a:graphicData uri="http://schemas.openxmlformats.org/drawingml/2006/picture">
+                <pic:pic xmlns:pic="http://schemas.openxmlformats.org/drawingml/2006/picture">
+                  <pic:nvPicPr>
+                    <pic:cNvPr id="1054058953" name=""/>
+                    <pic:cNvPicPr/>
+                  </pic:nvPicPr>
+                  <pic:blipFill>
+                    <a:blip r:embed="rId11"/>
+                    <a:stretch>
+                      <a:fillRect/>
+                    </a:stretch>
+                  </pic:blipFill>
+                  <pic:spPr>
+                    <a:xfrm>
+                      <a:off x="0" y="0"/>
+                      <a:ext cx="8576236" cy="3035292"/>
+                    </a:xfrm>
+                    <a:prstGeom prst="rect">
+                      <a:avLst/>
+                    </a:prstGeom>
+                  </pic:spPr>
+                </pic:pic>
+              </a:graphicData>
+            </a:graphic>
+          </wp:inline>
+        </w:drawing>
+      </w:r>
+    </w:p>
+    <w:p>
+      <w:r>
+        <w:rPr>
+          <w:noProof/>
+        </w:rPr>
+        <w:drawing>
+          <wp:inline distT="0" distB="0" distL="0" distR="0" wp14:anchorId="369EDB4A" wp14:editId="2D8175B4">
+            <wp:extent cx="7297947" cy="3103640"/>
+            <wp:effectExtent l="0" t="0" r="0" b="1905"/>
+            <wp:docPr id="1925358012" name="Picture 1"/>
+            <wp:cNvGraphicFramePr>
+              <a:graphicFrameLocks xmlns:a="http://schemas.openxmlformats.org/drawingml/2006/main" noChangeAspect="1"/>
+            </wp:cNvGraphicFramePr>
+            <a:graphic xmlns:a="http://schemas.openxmlformats.org/drawingml/2006/main">
+              <a:graphicData uri="http://schemas.openxmlformats.org/drawingml/2006/picture">
+                <pic:pic xmlns:pic="http://schemas.openxmlformats.org/drawingml/2006/picture">
+                  <pic:nvPicPr>
+                    <pic:cNvPr id="1925358012" name=""/>
+                    <pic:cNvPicPr/>
+                  </pic:nvPicPr>
+                  <pic:blipFill>
+                    <a:blip r:embed="rId12"/>
+                    <a:stretch>
+                      <a:fillRect/>
+                    </a:stretch>
+                  </pic:blipFill>
+                  <pic:spPr>
+                    <a:xfrm>
+                      <a:off x="0" y="0"/>
+                      <a:ext cx="7313659" cy="3110322"/>
+                    </a:xfrm>
+                    <a:prstGeom prst="rect">
+                      <a:avLst/>
+                    </a:prstGeom>
+                  </pic:spPr>
+                </pic:pic>
+              </a:graphicData>
+            </a:graphic>
+          </wp:inline>
+        </w:drawing>
+      </w:r>
+    </w:p>
+    <w:p/>
+    <w:p>
+      <w:r>
+        <w:rPr>
+          <w:noProof/>
+        </w:rPr>
+        <w:lastRenderedPageBreak/>
+        <w:drawing>
+          <wp:inline distT="0" distB="0" distL="0" distR="0" wp14:anchorId="6F96D362" wp14:editId="17C50F30">
+            <wp:extent cx="8863330" cy="2263775"/>
+            <wp:effectExtent l="0" t="0" r="0" b="3175"/>
+            <wp:docPr id="1539865773" name="Picture 1"/>
+            <wp:cNvGraphicFramePr>
+              <a:graphicFrameLocks xmlns:a="http://schemas.openxmlformats.org/drawingml/2006/main" noChangeAspect="1"/>
+            </wp:cNvGraphicFramePr>
+            <a:graphic xmlns:a="http://schemas.openxmlformats.org/drawingml/2006/main">
+              <a:graphicData uri="http://schemas.openxmlformats.org/drawingml/2006/picture">
+                <pic:pic xmlns:pic="http://schemas.openxmlformats.org/drawingml/2006/picture">
+                  <pic:nvPicPr>
+                    <pic:cNvPr id="1539865773" name=""/>
+                    <pic:cNvPicPr/>
+                  </pic:nvPicPr>
+                  <pic:blipFill>
+                    <a:blip r:embed="rId13"/>
+                    <a:stretch>
+                      <a:fillRect/>
+                    </a:stretch>
+                  </pic:blipFill>
+                  <pic:spPr>
+                    <a:xfrm>
+                      <a:off x="0" y="0"/>
+                      <a:ext cx="8863330" cy="2263775"/>
+                    </a:xfrm>
+                    <a:prstGeom prst="rect">
+                      <a:avLst/>
+                    </a:prstGeom>
+                  </pic:spPr>
+                </pic:pic>
+              </a:graphicData>
+            </a:graphic>
+          </wp:inline>
+        </w:drawing>
+      </w:r>
+    </w:p>
+    <w:p/>
+    <w:p>
+      <w:r>
+        <w:rPr>
+          <w:noProof/>
+        </w:rPr>
+        <w:drawing>
+          <wp:inline distT="0" distB="0" distL="0" distR="0" wp14:anchorId="3CA2DAB1" wp14:editId="4EAC9E81">
+            <wp:extent cx="6487430" cy="3915321"/>
+            <wp:effectExtent l="0" t="0" r="8890" b="9525"/>
+            <wp:docPr id="650164490" name="Picture 1"/>
+            <wp:cNvGraphicFramePr>
+              <a:graphicFrameLocks xmlns:a="http://schemas.openxmlformats.org/drawingml/2006/main" noChangeAspect="1"/>
+            </wp:cNvGraphicFramePr>
+            <a:graphic xmlns:a="http://schemas.openxmlformats.org/drawingml/2006/main">
+              <a:graphicData uri="http://schemas.openxmlformats.org/drawingml/2006/picture">
+                <pic:pic xmlns:pic="http://schemas.openxmlformats.org/drawingml/2006/picture">
+                  <pic:nvPicPr>
+                    <pic:cNvPr id="650164490" name=""/>
+                    <pic:cNvPicPr/>
+                  </pic:nvPicPr>
+                  <pic:blipFill>
+                    <a:blip r:embed="rId14"/>
+                    <a:stretch>
+                      <a:fillRect/>
+                    </a:stretch>
+                  </pic:blipFill>
+                  <pic:spPr>
+                    <a:xfrm>
+                      <a:off x="0" y="0"/>
+                      <a:ext cx="6487430" cy="3915321"/>
+                    </a:xfrm>
+                    <a:prstGeom prst="rect">
+                      <a:avLst/>
+                    </a:prstGeom>
+                  </pic:spPr>
+                </pic:pic>
+              </a:graphicData>
+            </a:graphic>
+          </wp:inline>
+        </w:drawing>
+      </w:r>
+    </w:p>
+    <w:p>
+      <w:r>
+        <w:rPr>
+          <w:noProof/>
+        </w:rPr>
+        <w:lastRenderedPageBreak/>
+        <w:drawing>
+          <wp:inline distT="0" distB="0" distL="0" distR="0" wp14:anchorId="68353846" wp14:editId="59F1DBFE">
+            <wp:extent cx="6476498" cy="5960853"/>
+            <wp:effectExtent l="0" t="0" r="635" b="1905"/>
+            <wp:docPr id="2003947684" name="Picture 1"/>
+            <wp:cNvGraphicFramePr>
+              <a:graphicFrameLocks xmlns:a="http://schemas.openxmlformats.org/drawingml/2006/main" noChangeAspect="1"/>
+            </wp:cNvGraphicFramePr>
+            <a:graphic xmlns:a="http://schemas.openxmlformats.org/drawingml/2006/main">
+              <a:graphicData uri="http://schemas.openxmlformats.org/drawingml/2006/picture">
+                <pic:pic xmlns:pic="http://schemas.openxmlformats.org/drawingml/2006/picture">
+                  <pic:nvPicPr>
+                    <pic:cNvPr id="2003947684" name=""/>
+                    <pic:cNvPicPr/>
+                  </pic:nvPicPr>
+                  <pic:blipFill>
+                    <a:blip r:embed="rId15"/>
+                    <a:stretch>
+                      <a:fillRect/>
+                    </a:stretch>
+                  </pic:blipFill>
+                  <pic:spPr>
+                    <a:xfrm>
+                      <a:off x="0" y="0"/>
+                      <a:ext cx="6487833" cy="5971286"/>
+                    </a:xfrm>
+                    <a:prstGeom prst="rect">
+                      <a:avLst/>
+                    </a:prstGeom>
+                  </pic:spPr>
+                </pic:pic>
+              </a:graphicData>
+            </a:graphic>
+          </wp:inline>
+        </w:drawing>
+      </w:r>
+    </w:p>
+    <w:p>
+      <w:r>
+        <w:rPr>
+          <w:noProof/>
+        </w:rPr>
+        <w:lastRenderedPageBreak/>
+        <w:drawing>
+          <wp:inline distT="0" distB="0" distL="0" distR="0" wp14:anchorId="1DBED976" wp14:editId="0F57235B">
+            <wp:extent cx="8863330" cy="2132965"/>
+            <wp:effectExtent l="0" t="0" r="0" b="635"/>
+            <wp:docPr id="545351920" name="Picture 1"/>
+            <wp:cNvGraphicFramePr>
+              <a:graphicFrameLocks xmlns:a="http://schemas.openxmlformats.org/drawingml/2006/main" noChangeAspect="1"/>
+            </wp:cNvGraphicFramePr>
+            <a:graphic xmlns:a="http://schemas.openxmlformats.org/drawingml/2006/main">
+              <a:graphicData uri="http://schemas.openxmlformats.org/drawingml/2006/picture">
+                <pic:pic xmlns:pic="http://schemas.openxmlformats.org/drawingml/2006/picture">
+                  <pic:nvPicPr>
+                    <pic:cNvPr id="545351920" name=""/>
+                    <pic:cNvPicPr/>
+                  </pic:nvPicPr>
+                  <pic:blipFill>
+                    <a:blip r:embed="rId16"/>
+                    <a:stretch>
+                      <a:fillRect/>
+                    </a:stretch>
+                  </pic:blipFill>
+                  <pic:spPr>
+                    <a:xfrm>
+                      <a:off x="0" y="0"/>
+                      <a:ext cx="8863330" cy="2132965"/>
+                    </a:xfrm>
+                    <a:prstGeom prst="rect">
+                      <a:avLst/>
+                    </a:prstGeom>
+                  </pic:spPr>
+                </pic:pic>
+              </a:graphicData>
+            </a:graphic>
+          </wp:inline>
+        </w:drawing>
+      </w:r>
+    </w:p>
+    <w:p>
+      <w:r>
+        <w:rPr>
+          <w:noProof/>
+        </w:rPr>
+        <w:drawing>
+          <wp:inline distT="0" distB="0" distL="0" distR="0" wp14:anchorId="49221024" wp14:editId="08F7068E">
+            <wp:extent cx="8863330" cy="2251710"/>
+            <wp:effectExtent l="0" t="0" r="0" b="0"/>
+            <wp:docPr id="1165117758" name="Picture 1"/>
+            <wp:cNvGraphicFramePr>
+              <a:graphicFrameLocks xmlns:a="http://schemas.openxmlformats.org/drawingml/2006/main" noChangeAspect="1"/>
+            </wp:cNvGraphicFramePr>
+            <a:graphic xmlns:a="http://schemas.openxmlformats.org/drawingml/2006/main">
+              <a:graphicData uri="http://schemas.openxmlformats.org/drawingml/2006/picture">
+                <pic:pic xmlns:pic="http://schemas.openxmlformats.org/drawingml/2006/picture">
+                  <pic:nvPicPr>
+                    <pic:cNvPr id="1165117758" name=""/>
+                    <pic:cNvPicPr/>
+                  </pic:nvPicPr>
+                  <pic:blipFill>
+                    <a:blip r:embed="rId17"/>
+                    <a:stretch>
+                      <a:fillRect/>
+                    </a:stretch>
+                  </pic:blipFill>
+                  <pic:spPr>
+                    <a:xfrm>
+                      <a:off x="0" y="0"/>
+                      <a:ext cx="8863330" cy="2251710"/>
+                    </a:xfrm>
+                    <a:prstGeom prst="rect">
+                      <a:avLst/>
+                    </a:prstGeom>
+                  </pic:spPr>
+                </pic:pic>
+              </a:graphicData>
+            </a:graphic>
+          </wp:inline>
+        </w:drawing>
+      </w:r>
+    </w:p>
+    <w:p/>
+    <w:p/>
+    <w:p/>
+    <w:p/>
+    <w:p/>
+    <w:p/>
+    <w:p>
+      <w:r>
+        <w:rPr>
+          <w:noProof/>
+        </w:rPr>
+        <w:lastRenderedPageBreak/>
+        <w:drawing>
+          <wp:inline distT="0" distB="0" distL="0" distR="0" wp14:anchorId="26DD204A" wp14:editId="0C2C8BEE">
+            <wp:extent cx="8287907" cy="924054"/>
+            <wp:effectExtent l="0" t="0" r="0" b="9525"/>
+            <wp:docPr id="977568734" name="Picture 1"/>
+            <wp:cNvGraphicFramePr>
+              <a:graphicFrameLocks xmlns:a="http://schemas.openxmlformats.org/drawingml/2006/main" noChangeAspect="1"/>
+            </wp:cNvGraphicFramePr>
+            <a:graphic xmlns:a="http://schemas.openxmlformats.org/drawingml/2006/main">
+              <a:graphicData uri="http://schemas.openxmlformats.org/drawingml/2006/picture">
+                <pic:pic xmlns:pic="http://schemas.openxmlformats.org/drawingml/2006/picture">
+                  <pic:nvPicPr>
+                    <pic:cNvPr id="977568734" name=""/>
+                    <pic:cNvPicPr/>
+                  </pic:nvPicPr>
+                  <pic:blipFill>
+                    <a:blip r:embed="rId18"/>
+                    <a:stretch>
+                      <a:fillRect/>
+                    </a:stretch>
+                  </pic:blipFill>
+                  <pic:spPr>
+                    <a:xfrm>
+                      <a:off x="0" y="0"/>
+                      <a:ext cx="8287907" cy="924054"/>
+                    </a:xfrm>
+                    <a:prstGeom prst="rect">
+                      <a:avLst/>
+                    </a:prstGeom>
+                  </pic:spPr>
+                </pic:pic>
+              </a:graphicData>
+            </a:graphic>
+          </wp:inline>
+        </w:drawing>
+      </w:r>
+    </w:p>
+    <w:p>
+      <w:r>
+        <w:rPr>
+          <w:noProof/>
+        </w:rPr>
+        <w:drawing>
+          <wp:inline distT="0" distB="0" distL="0" distR="0" wp14:anchorId="10E7AF60" wp14:editId="04385185">
+            <wp:extent cx="8863330" cy="5009515"/>
+            <wp:effectExtent l="0" t="0" r="0" b="635"/>
+            <wp:docPr id="874736806" name="Picture 1"/>
+            <wp:cNvGraphicFramePr>
+              <a:graphicFrameLocks xmlns:a="http://schemas.openxmlformats.org/drawingml/2006/main" noChangeAspect="1"/>
+            </wp:cNvGraphicFramePr>
+            <a:graphic xmlns:a="http://schemas.openxmlformats.org/drawingml/2006/main">
+              <a:graphicData uri="http://schemas.openxmlformats.org/drawingml/2006/picture">
+                <pic:pic xmlns:pic="http://schemas.openxmlformats.org/drawingml/2006/picture">
+                  <pic:nvPicPr>
+                    <pic:cNvPr id="874736806" name=""/>
+                    <pic:cNvPicPr/>
+                  </pic:nvPicPr>
+                  <pic:blipFill>
+                    <a:blip r:embed="rId19"/>
+                    <a:stretch>
+                      <a:fillRect/>
+                    </a:stretch>
+                  </pic:blipFill>
+                  <pic:spPr>
+                    <a:xfrm>
+                      <a:off x="0" y="0"/>
+                      <a:ext cx="8863330" cy="5009515"/>
+                    </a:xfrm>
+                    <a:prstGeom prst="rect">
+                      <a:avLst/>
+                    </a:prstGeom>
+                  </pic:spPr>
+                </pic:pic>
+              </a:graphicData>
+            </a:graphic>
+          </wp:inline>
+        </w:drawing>
+      </w:r>
+    </w:p>
+    <w:p/>
+    <w:p>
+      <w:r>
+        <w:rPr>
+          <w:noProof/>
+        </w:rPr>
+        <w:lastRenderedPageBreak/>
+        <w:drawing>
+          <wp:inline distT="0" distB="0" distL="0" distR="0" wp14:anchorId="631CBCC4" wp14:editId="6FC60CE5">
+            <wp:extent cx="8863330" cy="5042535"/>
+            <wp:effectExtent l="0" t="0" r="0" b="5715"/>
+            <wp:docPr id="1055332195" name="Picture 1"/>
+            <wp:cNvGraphicFramePr>
+              <a:graphicFrameLocks xmlns:a="http://schemas.openxmlformats.org/drawingml/2006/main" noChangeAspect="1"/>
+            </wp:cNvGraphicFramePr>
+            <a:graphic xmlns:a="http://schemas.openxmlformats.org/drawingml/2006/main">
+              <a:graphicData uri="http://schemas.openxmlformats.org/drawingml/2006/picture">
+                <pic:pic xmlns:pic="http://schemas.openxmlformats.org/drawingml/2006/picture">
+                  <pic:nvPicPr>
+                    <pic:cNvPr id="1055332195" name=""/>
+                    <pic:cNvPicPr/>
+                  </pic:nvPicPr>
+                  <pic:blipFill>
+                    <a:blip r:embed="rId20"/>
+                    <a:stretch>
+                      <a:fillRect/>
+                    </a:stretch>
+                  </pic:blipFill>
+                  <pic:spPr>
+                    <a:xfrm>
+                      <a:off x="0" y="0"/>
+                      <a:ext cx="8863330" cy="5042535"/>
+                    </a:xfrm>
+                    <a:prstGeom prst="rect">
+                      <a:avLst/>
+                    </a:prstGeom>
+                  </pic:spPr>
+                </pic:pic>
+              </a:graphicData>
+            </a:graphic>
+          </wp:inline>
+        </w:drawing>
+      </w:r>
+    </w:p>
+    <w:p>
+      <w:r>
+        <w:rPr>
+          <w:noProof/>
+        </w:rPr>
+        <w:lastRenderedPageBreak/>
+        <w:drawing>
+          <wp:inline distT="0" distB="0" distL="0" distR="0" wp14:anchorId="54FB75C7" wp14:editId="46FC1344">
+            <wp:extent cx="8863330" cy="4756150"/>
+            <wp:effectExtent l="0" t="0" r="0" b="6350"/>
+            <wp:docPr id="949466669" name="Picture 1"/>
+            <wp:cNvGraphicFramePr>
+              <a:graphicFrameLocks xmlns:a="http://schemas.openxmlformats.org/drawingml/2006/main" noChangeAspect="1"/>
+            </wp:cNvGraphicFramePr>
+            <a:graphic xmlns:a="http://schemas.openxmlformats.org/drawingml/2006/main">
+              <a:graphicData uri="http://schemas.openxmlformats.org/drawingml/2006/picture">
+                <pic:pic xmlns:pic="http://schemas.openxmlformats.org/drawingml/2006/picture">
+                  <pic:nvPicPr>
+                    <pic:cNvPr id="949466669" name=""/>
+                    <pic:cNvPicPr/>
+                  </pic:nvPicPr>
+                  <pic:blipFill>
+                    <a:blip r:embed="rId21"/>
+                    <a:stretch>
+                      <a:fillRect/>
+                    </a:stretch>
+                  </pic:blipFill>
+                  <pic:spPr>
+                    <a:xfrm>
+                      <a:off x="0" y="0"/>
+                      <a:ext cx="8863330" cy="4756150"/>
+                    </a:xfrm>
+                    <a:prstGeom prst="rect">
+                      <a:avLst/>
+                    </a:prstGeom>
+                  </pic:spPr>
+                </pic:pic>
+              </a:graphicData>
+            </a:graphic>
+          </wp:inline>
+        </w:drawing>
+      </w:r>
+    </w:p>
+    <w:p>
+      <w:r>
+        <w:rPr>
+          <w:noProof/>
+        </w:rPr>
+        <w:lastRenderedPageBreak/>
+        <w:drawing>
+          <wp:inline distT="0" distB="0" distL="0" distR="0" wp14:anchorId="4F7C63E2" wp14:editId="11180DAD">
+            <wp:extent cx="8863330" cy="4916170"/>
+            <wp:effectExtent l="0" t="0" r="0" b="0"/>
+            <wp:docPr id="1070268335" name="Picture 1"/>
+            <wp:cNvGraphicFramePr>
+              <a:graphicFrameLocks xmlns:a="http://schemas.openxmlformats.org/drawingml/2006/main" noChangeAspect="1"/>
+            </wp:cNvGraphicFramePr>
+            <a:graphic xmlns:a="http://schemas.openxmlformats.org/drawingml/2006/main">
+              <a:graphicData uri="http://schemas.openxmlformats.org/drawingml/2006/picture">
+                <pic:pic xmlns:pic="http://schemas.openxmlformats.org/drawingml/2006/picture">
+                  <pic:nvPicPr>
+                    <pic:cNvPr id="1070268335" name=""/>
+                    <pic:cNvPicPr/>
+                  </pic:nvPicPr>
+                  <pic:blipFill>
+                    <a:blip r:embed="rId22"/>
+                    <a:stretch>
+                      <a:fillRect/>
+                    </a:stretch>
+                  </pic:blipFill>
+                  <pic:spPr>
+                    <a:xfrm>
+                      <a:off x="0" y="0"/>
+                      <a:ext cx="8863330" cy="4916170"/>
+                    </a:xfrm>
+                    <a:prstGeom prst="rect">
+                      <a:avLst/>
+                    </a:prstGeom>
+                  </pic:spPr>
+                </pic:pic>
+              </a:graphicData>
+            </a:graphic>
+          </wp:inline>
+        </w:drawing>
+      </w:r>
+    </w:p>
+    <w:p>
+      <w:r>
+        <w:rPr>
+          <w:noProof/>
+        </w:rPr>
+        <w:lastRenderedPageBreak/>
+        <w:drawing>
+          <wp:inline distT="0" distB="0" distL="0" distR="0" wp14:anchorId="44307334" wp14:editId="4A5DF448">
+            <wp:extent cx="8863330" cy="4942840"/>
+            <wp:effectExtent l="0" t="0" r="0" b="0"/>
+            <wp:docPr id="1847178653" name="Picture 1"/>
+            <wp:cNvGraphicFramePr>
+              <a:graphicFrameLocks xmlns:a="http://schemas.openxmlformats.org/drawingml/2006/main" noChangeAspect="1"/>
+            </wp:cNvGraphicFramePr>
+            <a:graphic xmlns:a="http://schemas.openxmlformats.org/drawingml/2006/main">
+              <a:graphicData uri="http://schemas.openxmlformats.org/drawingml/2006/picture">
+                <pic:pic xmlns:pic="http://schemas.openxmlformats.org/drawingml/2006/picture">
+                  <pic:nvPicPr>
+                    <pic:cNvPr id="1847178653" name=""/>
+                    <pic:cNvPicPr/>
+                  </pic:nvPicPr>
+                  <pic:blipFill>
+                    <a:blip r:embed="rId23"/>
+                    <a:stretch>
+                      <a:fillRect/>
+                    </a:stretch>
+                  </pic:blipFill>
+                  <pic:spPr>
+                    <a:xfrm>
+                      <a:off x="0" y="0"/>
+                      <a:ext cx="8863330" cy="4942840"/>
+                    </a:xfrm>
+                    <a:prstGeom prst="rect">
+                      <a:avLst/>
+                    </a:prstGeom>
+                  </pic:spPr>
+                </pic:pic>
+              </a:graphicData>
+            </a:graphic>
+          </wp:inline>
+        </w:drawing>
+      </w:r>
+    </w:p>
+    <w:p>
+      <w:r>
+        <w:rPr>
+          <w:noProof/>
+        </w:rPr>
+        <w:lastRenderedPageBreak/>
+        <w:drawing>
+          <wp:inline distT="0" distB="0" distL="0" distR="0" wp14:anchorId="25B2739D" wp14:editId="76537BE2">
+            <wp:extent cx="8863330" cy="5121275"/>
+            <wp:effectExtent l="0" t="0" r="0" b="3175"/>
+            <wp:docPr id="529751683" name="Picture 1"/>
+            <wp:cNvGraphicFramePr>
+              <a:graphicFrameLocks xmlns:a="http://schemas.openxmlformats.org/drawingml/2006/main" noChangeAspect="1"/>
+            </wp:cNvGraphicFramePr>
+            <a:graphic xmlns:a="http://schemas.openxmlformats.org/drawingml/2006/main">
+              <a:graphicData uri="http://schemas.openxmlformats.org/drawingml/2006/picture">
+                <pic:pic xmlns:pic="http://schemas.openxmlformats.org/drawingml/2006/picture">
+                  <pic:nvPicPr>
+                    <pic:cNvPr id="529751683" name=""/>
+                    <pic:cNvPicPr/>
+                  </pic:nvPicPr>
+                  <pic:blipFill>
+                    <a:blip r:embed="rId24"/>
+                    <a:stretch>
+                      <a:fillRect/>
+                    </a:stretch>
+                  </pic:blipFill>
+                  <pic:spPr>
+                    <a:xfrm>
+                      <a:off x="0" y="0"/>
+                      <a:ext cx="8863330" cy="5121275"/>
+                    </a:xfrm>
+                    <a:prstGeom prst="rect">
+                      <a:avLst/>
+                    </a:prstGeom>
+                  </pic:spPr>
+                </pic:pic>
+              </a:graphicData>
+            </a:graphic>
+          </wp:inline>
+        </w:drawing>
+      </w:r>
+    </w:p>
+    <w:p>
+      <w:r>
+        <w:rPr>
+          <w:noProof/>
+        </w:rPr>
+        <w:lastRenderedPageBreak/>
+        <w:drawing>
+          <wp:inline distT="0" distB="0" distL="0" distR="0" wp14:anchorId="3B2E223E" wp14:editId="2EC6BE72">
+            <wp:extent cx="8863330" cy="5607685"/>
+            <wp:effectExtent l="0" t="0" r="0" b="0"/>
+            <wp:docPr id="1699270381" name="Picture 1"/>
+            <wp:cNvGraphicFramePr>
+              <a:graphicFrameLocks xmlns:a="http://schemas.openxmlformats.org/drawingml/2006/main" noChangeAspect="1"/>
+            </wp:cNvGraphicFramePr>
+            <a:graphic xmlns:a="http://schemas.openxmlformats.org/drawingml/2006/main">
+              <a:graphicData uri="http://schemas.openxmlformats.org/drawingml/2006/picture">
+                <pic:pic xmlns:pic="http://schemas.openxmlformats.org/drawingml/2006/picture">
+                  <pic:nvPicPr>
+                    <pic:cNvPr id="1699270381" name=""/>
+                    <pic:cNvPicPr/>
+                  </pic:nvPicPr>
+                  <pic:blipFill>
+                    <a:blip r:embed="rId25"/>
+                    <a:stretch>
+                      <a:fillRect/>
+                    </a:stretch>
+                  </pic:blipFill>
+                  <pic:spPr>
+                    <a:xfrm>
+                      <a:off x="0" y="0"/>
+                      <a:ext cx="8863330" cy="5607685"/>
+                    </a:xfrm>
+                    <a:prstGeom prst="rect">
+                      <a:avLst/>
+                    </a:prstGeom>
+                  </pic:spPr>
+                </pic:pic>
+              </a:graphicData>
+            </a:graphic>
+          </wp:inline>
+        </w:drawing>
+      </w:r>
+    </w:p>
+    <w:p>
+      <w:r>
+        <w:rPr>
+          <w:noProof/>
+        </w:rPr>
+        <w:lastRenderedPageBreak/>
+        <w:drawing>
+          <wp:inline distT="0" distB="0" distL="0" distR="0" wp14:anchorId="4DDAE16F" wp14:editId="3906D85C">
+            <wp:extent cx="8863330" cy="5073015"/>
+            <wp:effectExtent l="0" t="0" r="0" b="0"/>
+            <wp:docPr id="282700844" name="Picture 1"/>
+            <wp:cNvGraphicFramePr>
+              <a:graphicFrameLocks xmlns:a="http://schemas.openxmlformats.org/drawingml/2006/main" noChangeAspect="1"/>
+            </wp:cNvGraphicFramePr>
+            <a:graphic xmlns:a="http://schemas.openxmlformats.org/drawingml/2006/main">
+              <a:graphicData uri="http://schemas.openxmlformats.org/drawingml/2006/picture">
+                <pic:pic xmlns:pic="http://schemas.openxmlformats.org/drawingml/2006/picture">
+                  <pic:nvPicPr>
+                    <pic:cNvPr id="282700844" name=""/>
+                    <pic:cNvPicPr/>
+                  </pic:nvPicPr>
+                  <pic:blipFill>
+                    <a:blip r:embed="rId26"/>
+                    <a:stretch>
+                      <a:fillRect/>
+                    </a:stretch>
+                  </pic:blipFill>
+                  <pic:spPr>
+                    <a:xfrm>
+                      <a:off x="0" y="0"/>
+                      <a:ext cx="8863330" cy="5073015"/>
                     </a:xfrm>
                     <a:prstGeom prst="rect">
                       <a:avLst/>
